--- a/5 Atribute_ Übung.docx
+++ b/5 Atribute_ Übung.docx
@@ -2,6 +2,61 @@
 <file path=word/document.xml><?xml version="1.0" encoding="utf-8"?>
 <w:document xmlns:wpc="http://schemas.microsoft.com/office/word/2010/wordprocessingCanvas" xmlns:cx="http://schemas.microsoft.com/office/drawing/2014/chartex" xmlns:cx1="http://schemas.microsoft.com/office/drawing/2015/9/8/chartex" xmlns:cx2="http://schemas.microsoft.com/office/drawing/2015/10/21/chartex" xmlns:cx3="http://schemas.microsoft.com/office/drawing/2016/5/9/chartex" xmlns:cx4="http://schemas.microsoft.com/office/drawing/2016/5/10/chartex" xmlns:cx5="http://schemas.microsoft.com/office/drawing/2016/5/11/chartex" xmlns:cx6="http://schemas.microsoft.com/office/drawing/2016/5/12/chartex" xmlns:cx7="http://schemas.microsoft.com/office/drawing/2016/5/13/chartex" xmlns:cx8="http://schemas.microsoft.com/office/drawing/2016/5/14/chartex" xmlns:mc="http://schemas.openxmlformats.org/markup-compatibility/2006" xmlns:aink="http://schemas.microsoft.com/office/drawing/2016/ink" xmlns:am3d="http://schemas.microsoft.com/office/drawing/2017/model3d" xmlns:o="urn:schemas-microsoft-com:office:office" xmlns:oel="http://schemas.microsoft.com/office/2019/extlst" xmlns:r="http://schemas.openxmlformats.org/officeDocument/2006/relationships" xmlns:m="http://schemas.openxmlformats.org/officeDocument/2006/math" xmlns:v="urn:schemas-microsoft-com:vml" xmlns:wp14="http://schemas.microsoft.com/office/word/2010/wordprocessingDrawing" xmlns:wp="http://schemas.openxmlformats.org/drawingml/2006/wordprocessingDrawing" xmlns:w10="urn:schemas-microsoft-com:office:word" xmlns:w="http://schemas.openxmlformats.org/wordprocessingml/2006/main" xmlns:w14="http://schemas.microsoft.com/office/word/2010/wordml" xmlns:w15="http://schemas.microsoft.com/office/word/2012/wordml" xmlns:w16cex="http://schemas.microsoft.com/office/word/2018/wordml/cex" xmlns:w16cid="http://schemas.microsoft.com/office/word/2016/wordml/cid" xmlns:w16="http://schemas.microsoft.com/office/word/2018/wordml" xmlns:w16du="http://schemas.microsoft.com/office/word/2023/wordml/word16du" xmlns:w16sdtdh="http://schemas.microsoft.com/office/word/2020/wordml/sdtdatahash" xmlns:w16sdtfl="http://schemas.microsoft.com/office/word/2024/wordml/sdtformatlock" xmlns:w16se="http://schemas.microsoft.com/office/word/2015/wordml/symex" xmlns:wpg="http://schemas.microsoft.com/office/word/2010/wordprocessingGroup" xmlns:wpi="http://schemas.microsoft.com/office/word/2010/wordprocessingInk" xmlns:wne="http://schemas.microsoft.com/office/word/2006/wordml" xmlns:wps="http://schemas.microsoft.com/office/word/2010/wordprocessingShape" mc:Ignorable="w14 w15 w16se w16cid w16 w16cex w16sdtdh w16sdtfl w16du wp14">
   <w:body>
+    <w:p>
+      <w:pPr>
+        <w:ind w:left="720" w:hanging="360"/>
+        <w:rPr>
+          <w:b/>
+          <w:bCs/>
+        </w:rPr>
+      </w:pPr>
+      <w:r>
+        <w:rPr>
+          <w:b/>
+          <w:bCs/>
+        </w:rPr>
+        <w:t>5 Attribute (=</w:t>
+      </w:r>
+      <w:proofErr w:type="spellStart"/>
+      <w:r>
+        <w:rPr>
+          <w:b/>
+          <w:bCs/>
+        </w:rPr>
+        <w:t>Eiegnschaften</w:t>
+      </w:r>
+      <w:proofErr w:type="spellEnd"/>
+      <w:r>
+        <w:rPr>
+          <w:b/>
+          <w:bCs/>
+        </w:rPr>
+        <w:t>)</w:t>
+      </w:r>
+      <w:r>
+        <w:rPr>
+          <w:b/>
+          <w:bCs/>
+        </w:rPr>
+        <w:t xml:space="preserve"> für ein </w:t>
+      </w:r>
+      <w:proofErr w:type="spellStart"/>
+      <w:r>
+        <w:rPr>
+          <w:b/>
+          <w:bCs/>
+        </w:rPr>
+        <w:t>Fahhrad</w:t>
+      </w:r>
+      <w:proofErr w:type="spellEnd"/>
+      <w:r>
+        <w:rPr>
+          <w:b/>
+          <w:bCs/>
+        </w:rPr>
+        <w:t>:</w:t>
+      </w:r>
+    </w:p>
     <w:p>
       <w:pPr>
         <w:pStyle w:val="Listenabsatz"/>
@@ -17,7 +72,15 @@
         <w:sym w:font="Wingdings" w:char="F0E0"/>
       </w:r>
       <w:r>
-        <w:t xml:space="preserve"> eine zahl von 1- 100000 in int.</w:t>
+        <w:t xml:space="preserve"> eine </w:t>
+      </w:r>
+      <w:proofErr w:type="spellStart"/>
+      <w:r>
+        <w:t>zahl</w:t>
+      </w:r>
+      <w:proofErr w:type="spellEnd"/>
+      <w:r>
+        <w:t xml:space="preserve"> von 1- 100000 in integer</w:t>
       </w:r>
     </w:p>
     <w:p>
@@ -112,6 +175,336 @@
       <w:r>
         <w:t xml:space="preserve"> gespeichert</w:t>
       </w:r>
+    </w:p>
+    <w:p/>
+    <w:p>
+      <w:r>
+        <w:t xml:space="preserve">Der jeweilige </w:t>
+      </w:r>
+      <w:proofErr w:type="spellStart"/>
+      <w:r>
+        <w:t>datentyp</w:t>
+      </w:r>
+      <w:proofErr w:type="spellEnd"/>
+      <w:r>
+        <w:t xml:space="preserve"> um das jeweilige </w:t>
+      </w:r>
+      <w:proofErr w:type="spellStart"/>
+      <w:r>
+        <w:t>attribut</w:t>
+      </w:r>
+      <w:proofErr w:type="spellEnd"/>
+      <w:r>
+        <w:t xml:space="preserve"> für die </w:t>
+      </w:r>
+      <w:proofErr w:type="spellStart"/>
+      <w:r>
+        <w:t>fahrräder</w:t>
+      </w:r>
+      <w:proofErr w:type="spellEnd"/>
+      <w:r>
+        <w:t xml:space="preserve"> </w:t>
+      </w:r>
+      <w:proofErr w:type="spellStart"/>
+      <w:r>
+        <w:t>umzustzen</w:t>
+      </w:r>
+      <w:proofErr w:type="spellEnd"/>
+      <w:r>
+        <w:t>:</w:t>
+      </w:r>
+    </w:p>
+    <w:p>
+      <w:pPr>
+        <w:pStyle w:val="Listenabsatz"/>
+        <w:numPr>
+          <w:ilvl w:val="0"/>
+          <w:numId w:val="1"/>
+        </w:numPr>
+      </w:pPr>
+      <w:r>
+        <w:t xml:space="preserve">Fahrrad Identifizierungsnummer </w:t>
+      </w:r>
+      <w:r>
+        <w:sym w:font="Wingdings" w:char="F0E0"/>
+      </w:r>
+      <w:r>
+        <w:t xml:space="preserve"> eine </w:t>
+      </w:r>
+      <w:proofErr w:type="spellStart"/>
+      <w:r>
+        <w:t>zahl</w:t>
+      </w:r>
+      <w:proofErr w:type="spellEnd"/>
+      <w:r>
+        <w:t xml:space="preserve"> von 1- 100000 in integer</w:t>
+      </w:r>
+    </w:p>
+    <w:p>
+      <w:pPr>
+        <w:pStyle w:val="Listenabsatz"/>
+        <w:numPr>
+          <w:ilvl w:val="0"/>
+          <w:numId w:val="1"/>
+        </w:numPr>
+      </w:pPr>
+      <w:r>
+        <w:t xml:space="preserve">Fahrradtyp </w:t>
+      </w:r>
+      <w:r>
+        <w:sym w:font="Wingdings" w:char="F0E0"/>
+      </w:r>
+      <w:r>
+        <w:t xml:space="preserve">die Arten von Fährrädern als </w:t>
+      </w:r>
+      <w:proofErr w:type="spellStart"/>
+      <w:r>
+        <w:t>string</w:t>
+      </w:r>
+      <w:proofErr w:type="spellEnd"/>
+      <w:r>
+        <w:t xml:space="preserve"> gespeichert</w:t>
+      </w:r>
+    </w:p>
+    <w:p>
+      <w:pPr>
+        <w:pStyle w:val="Listenabsatz"/>
+        <w:numPr>
+          <w:ilvl w:val="0"/>
+          <w:numId w:val="1"/>
+        </w:numPr>
+      </w:pPr>
+      <w:r>
+        <w:t xml:space="preserve">Preis </w:t>
+      </w:r>
+      <w:r>
+        <w:sym w:font="Wingdings" w:char="F0E0"/>
+      </w:r>
+      <w:r>
+        <w:t>double</w:t>
+      </w:r>
+    </w:p>
+    <w:p>
+      <w:pPr>
+        <w:pStyle w:val="Listenabsatz"/>
+        <w:numPr>
+          <w:ilvl w:val="0"/>
+          <w:numId w:val="1"/>
+        </w:numPr>
+      </w:pPr>
+      <w:r>
+        <w:t xml:space="preserve">Verfügbarkeit </w:t>
+      </w:r>
+      <w:r>
+        <w:sym w:font="Wingdings" w:char="F0E0"/>
+      </w:r>
+      <w:r>
+        <w:t xml:space="preserve"> </w:t>
+      </w:r>
+      <w:proofErr w:type="spellStart"/>
+      <w:r>
+        <w:t>boolean</w:t>
+      </w:r>
+      <w:proofErr w:type="spellEnd"/>
+    </w:p>
+    <w:p>
+      <w:pPr>
+        <w:pStyle w:val="Listenabsatz"/>
+        <w:numPr>
+          <w:ilvl w:val="0"/>
+          <w:numId w:val="1"/>
+        </w:numPr>
+      </w:pPr>
+      <w:r>
+        <w:t xml:space="preserve">Standort </w:t>
+      </w:r>
+      <w:r>
+        <w:sym w:font="Wingdings" w:char="F0E0"/>
+      </w:r>
+      <w:r>
+        <w:t xml:space="preserve"> Standort der einzelnen Fahrräder als </w:t>
+      </w:r>
+      <w:proofErr w:type="spellStart"/>
+      <w:r>
+        <w:t>string</w:t>
+      </w:r>
+      <w:proofErr w:type="spellEnd"/>
+      <w:r>
+        <w:t xml:space="preserve"> gespeichert</w:t>
+      </w:r>
+      <w:r>
+        <w:t xml:space="preserve"> </w:t>
+      </w:r>
+      <w:r>
+        <w:t xml:space="preserve">das festlegt, welche Art von </w:t>
+      </w:r>
+      <w:proofErr w:type="gramStart"/>
+      <w:r>
+        <w:t>Wert </w:t>
+      </w:r>
+      <w:r>
+        <w:t xml:space="preserve"> ich</w:t>
+      </w:r>
+      <w:proofErr w:type="gramEnd"/>
+      <w:r>
+        <w:t xml:space="preserve"> speichere</w:t>
+      </w:r>
+      <w:r>
+        <w:t>)</w:t>
+      </w:r>
+      <w:r>
+        <w:t>:</w:t>
+      </w:r>
+    </w:p>
+    <w:p>
+      <w:r>
+        <w:t>I</w:t>
+      </w:r>
+      <w:r>
+        <w:t>nt</w:t>
+      </w:r>
+      <w:r>
+        <w:t xml:space="preserve">eger </w:t>
+      </w:r>
+      <w:r>
+        <w:tab/>
+        <w:t xml:space="preserve">=&gt; </w:t>
+      </w:r>
+      <w:r>
+        <w:t>G</w:t>
+      </w:r>
+      <w:r>
+        <w:t>anze Zahl</w:t>
+      </w:r>
+      <w:r>
+        <w:t>en</w:t>
+      </w:r>
+    </w:p>
+    <w:p>
+      <w:r>
+        <w:t>String</w:t>
+      </w:r>
+      <w:r>
+        <w:tab/>
+      </w:r>
+      <w:r>
+        <w:tab/>
+        <w:t xml:space="preserve">=&gt; ein </w:t>
+      </w:r>
+      <w:proofErr w:type="spellStart"/>
+      <w:r>
+        <w:t>text</w:t>
+      </w:r>
+      <w:proofErr w:type="spellEnd"/>
+    </w:p>
+    <w:p>
+      <w:r>
+        <w:t>D</w:t>
+      </w:r>
+      <w:r>
+        <w:t>ouble</w:t>
+      </w:r>
+      <w:r>
+        <w:tab/>
+        <w:t xml:space="preserve">=&gt;Zahlen mit </w:t>
+      </w:r>
+      <w:r>
+        <w:t>Nachkommastellen</w:t>
+      </w:r>
+    </w:p>
+    <w:p>
+      <w:r>
+        <w:t>Boolean</w:t>
+      </w:r>
+      <w:r>
+        <w:tab/>
+        <w:t>=&gt;Ja oder Nein</w:t>
+      </w:r>
+    </w:p>
+    <w:p>
+      <w:pPr>
+        <w:rPr>
+          <w:sz w:val="22"/>
+          <w:szCs w:val="22"/>
+        </w:rPr>
+      </w:pPr>
+    </w:p>
+    <w:p>
+      <w:pPr>
+        <w:rPr>
+          <w:sz w:val="22"/>
+          <w:szCs w:val="22"/>
+        </w:rPr>
+      </w:pPr>
+    </w:p>
+    <w:p>
+      <w:pPr>
+        <w:rPr>
+          <w:sz w:val="22"/>
+          <w:szCs w:val="22"/>
+        </w:rPr>
+      </w:pPr>
+      <w:r>
+        <w:rPr>
+          <w:sz w:val="22"/>
+          <w:szCs w:val="22"/>
+        </w:rPr>
+        <w:t xml:space="preserve">Aus dem 5 </w:t>
+      </w:r>
+      <w:proofErr w:type="spellStart"/>
+      <w:r>
+        <w:rPr>
+          <w:sz w:val="22"/>
+          <w:szCs w:val="22"/>
+        </w:rPr>
+        <w:t>attributen</w:t>
+      </w:r>
+      <w:proofErr w:type="spellEnd"/>
+      <w:r>
+        <w:rPr>
+          <w:sz w:val="22"/>
+          <w:szCs w:val="22"/>
+        </w:rPr>
+        <w:t xml:space="preserve"> ein </w:t>
+      </w:r>
+      <w:r>
+        <w:rPr>
+          <w:sz w:val="22"/>
+          <w:szCs w:val="22"/>
+        </w:rPr>
+        <w:sym w:font="Wingdings" w:char="F0E0"/>
+      </w:r>
+      <w:proofErr w:type="spellStart"/>
+      <w:r>
+        <w:rPr>
+          <w:sz w:val="22"/>
+          <w:szCs w:val="22"/>
+        </w:rPr>
+        <w:t>C</w:t>
+      </w:r>
+      <w:r>
+        <w:rPr>
+          <w:sz w:val="22"/>
+          <w:szCs w:val="22"/>
+        </w:rPr>
+        <w:t>s</w:t>
+      </w:r>
+      <w:r>
+        <w:rPr>
+          <w:sz w:val="22"/>
+          <w:szCs w:val="22"/>
+        </w:rPr>
+        <w:t>v</w:t>
+      </w:r>
+      <w:proofErr w:type="spellEnd"/>
+    </w:p>
+    <w:p>
+      <w:pPr>
+        <w:rPr>
+          <w:sz w:val="22"/>
+          <w:szCs w:val="22"/>
+        </w:rPr>
+      </w:pPr>
     </w:p>
     <w:p/>
     <w:p/>
@@ -849,7 +1242,6 @@
   <w:style w:type="character" w:default="1" w:styleId="Absatz-Standardschriftart">
     <w:name w:val="Default Paragraph Font"/>
     <w:uiPriority w:val="1"/>
-    <w:semiHidden/>
     <w:unhideWhenUsed/>
   </w:style>
   <w:style w:type="table" w:default="1" w:styleId="NormaleTabelle">
@@ -1162,6 +1554,25 @@
       <w:color w:val="0F4761" w:themeColor="accent1" w:themeShade="BF"/>
       <w:spacing w:val="5"/>
     </w:rPr>
+  </w:style>
+  <w:style w:type="table" w:styleId="Tabellenraster">
+    <w:name w:val="Table Grid"/>
+    <w:basedOn w:val="NormaleTabelle"/>
+    <w:uiPriority w:val="39"/>
+    <w:rsid w:val="00BE6105"/>
+    <w:pPr>
+      <w:spacing w:after="0" w:line="240" w:lineRule="auto"/>
+    </w:pPr>
+    <w:tblPr>
+      <w:tblBorders>
+        <w:top w:val="single" w:sz="4" w:space="0" w:color="auto"/>
+        <w:left w:val="single" w:sz="4" w:space="0" w:color="auto"/>
+        <w:bottom w:val="single" w:sz="4" w:space="0" w:color="auto"/>
+        <w:right w:val="single" w:sz="4" w:space="0" w:color="auto"/>
+        <w:insideH w:val="single" w:sz="4" w:space="0" w:color="auto"/>
+        <w:insideV w:val="single" w:sz="4" w:space="0" w:color="auto"/>
+      </w:tblBorders>
+    </w:tblPr>
   </w:style>
 </w:styles>
 </file>
